--- a/public/Academic_CV_McKenzieWhite_forwebsite.docx
+++ b/public/Academic_CV_McKenzieWhite_forwebsite.docx
@@ -256,7 +256,16 @@
         <w:spacing w:before="20" w:after="20"/>
       </w:pPr>
       <w:r>
-        <w:t>Lead multi-model consensus segmentation generation on the Osteoarthritis Initiative (OAI), evaluating deep learning models across 9,360 knee MRI scans</w:t>
+        <w:t xml:space="preserve">Lead multi-model consensus segmentation generation on the Osteoarthritis Initiative (OAI), evaluating deep learning models across </w:t>
+      </w:r>
+      <w:r>
+        <w:t>~46000</w:t>
+      </w:r>
+      <w:r>
+        <w:t xml:space="preserve"> knee MRI scans</w:t>
+      </w:r>
+      <w:r>
+        <w:t xml:space="preserve"> </w:t>
       </w:r>
     </w:p>
     <w:p>
@@ -269,7 +278,19 @@
         <w:spacing w:before="20" w:after="20"/>
       </w:pPr>
       <w:r>
-        <w:t>Conduct large-scale analyses of body mass index and lower limb alignment on longitudinal cartilage thinning using OAI data (n=2,629 subjects)</w:t>
+        <w:t>Conduct large-scale analyses of body mass index and lower limb alignment on longitudinal cartilage thinning using OAI data (n=</w:t>
+      </w:r>
+      <w:r>
+        <w:t>3,016</w:t>
+      </w:r>
+      <w:r>
+        <w:t xml:space="preserve"> subjects</w:t>
+      </w:r>
+      <w:r>
+        <w:t>, n=5832 limbs</w:t>
+      </w:r>
+      <w:r>
+        <w:t>)</w:t>
       </w:r>
     </w:p>
     <w:p>

--- a/public/Academic_CV_McKenzieWhite_forwebsite.docx
+++ b/public/Academic_CV_McKenzieWhite_forwebsite.docx
@@ -259,7 +259,13 @@
         <w:t xml:space="preserve">Lead multi-model consensus segmentation generation on the Osteoarthritis Initiative (OAI), evaluating deep learning models across </w:t>
       </w:r>
       <w:r>
-        <w:t>~46000</w:t>
+        <w:t>~46</w:t>
+      </w:r>
+      <w:r>
+        <w:t>,</w:t>
+      </w:r>
+      <w:r>
+        <w:t>000</w:t>
       </w:r>
       <w:r>
         <w:t xml:space="preserve"> knee MRI scans</w:t>
@@ -287,7 +293,13 @@
         <w:t xml:space="preserve"> subjects</w:t>
       </w:r>
       <w:r>
-        <w:t>, n=5832 limbs</w:t>
+        <w:t>, n=5</w:t>
+      </w:r>
+      <w:r>
+        <w:t>,</w:t>
+      </w:r>
+      <w:r>
+        <w:t>832 limbs</w:t>
       </w:r>
       <w:r>
         <w:t>)</w:t>
@@ -509,23 +521,7 @@
         <w:spacing w:before="20" w:after="20"/>
       </w:pPr>
       <w:r>
-        <w:t xml:space="preserve">Implemented 2D </w:t>
-      </w:r>
-      <w:proofErr w:type="spellStart"/>
-      <w:r>
-        <w:t>markerless</w:t>
-      </w:r>
-      <w:proofErr w:type="spellEnd"/>
-      <w:r>
-        <w:t xml:space="preserve"> motion capture (</w:t>
-      </w:r>
-      <w:proofErr w:type="spellStart"/>
-      <w:r>
-        <w:t>DeepLabCut</w:t>
-      </w:r>
-      <w:proofErr w:type="spellEnd"/>
-      <w:r>
-        <w:t>) in an animal lab and developed automated lower extremity gait analysis software</w:t>
+        <w:t>Implemented 2D markerless motion capture (DeepLabCut) in an animal lab and developed automated lower extremity gait analysis software</w:t>
       </w:r>
     </w:p>
     <w:p>
@@ -733,15 +729,7 @@
         <w:ind w:left="480" w:hanging="480"/>
       </w:pPr>
       <w:r>
-        <w:t xml:space="preserve">3. </w:t>
-      </w:r>
-      <w:proofErr w:type="spellStart"/>
-      <w:r>
-        <w:t>Zatkoff</w:t>
-      </w:r>
-      <w:proofErr w:type="spellEnd"/>
-      <w:r>
-        <w:t xml:space="preserve"> Family Graduate Fellowship (2021)</w:t>
+        <w:t>3. Zatkoff Family Graduate Fellowship (2021)</w:t>
       </w:r>
     </w:p>
     <w:p>
@@ -750,15 +738,7 @@
         <w:ind w:left="480" w:hanging="480"/>
       </w:pPr>
       <w:r>
-        <w:t xml:space="preserve">4. Invited Participant, </w:t>
-      </w:r>
-      <w:proofErr w:type="spellStart"/>
-      <w:r>
-        <w:t>DeepLabCut</w:t>
-      </w:r>
-      <w:proofErr w:type="spellEnd"/>
-      <w:r>
-        <w:t xml:space="preserve"> Hackathon (2020)</w:t>
+        <w:t>4. Invited Participant, DeepLabCut Hackathon (2020)</w:t>
       </w:r>
     </w:p>
     <w:p>
@@ -892,31 +872,7 @@
         <w:t xml:space="preserve">Motion Capture: </w:t>
       </w:r>
       <w:r>
-        <w:t xml:space="preserve">Vicon, Visual3D, Qualisys, Motion Analysis, </w:t>
-      </w:r>
-      <w:proofErr w:type="spellStart"/>
-      <w:r>
-        <w:t>OptiTrack</w:t>
-      </w:r>
-      <w:proofErr w:type="spellEnd"/>
-      <w:r>
-        <w:t xml:space="preserve">, </w:t>
-      </w:r>
-      <w:proofErr w:type="spellStart"/>
-      <w:r>
-        <w:t>DeepLabCut</w:t>
-      </w:r>
-      <w:proofErr w:type="spellEnd"/>
-      <w:r>
-        <w:t xml:space="preserve"> (</w:t>
-      </w:r>
-      <w:proofErr w:type="spellStart"/>
-      <w:r>
-        <w:t>markerless</w:t>
-      </w:r>
-      <w:proofErr w:type="spellEnd"/>
-      <w:r>
-        <w:t>), Electromyography</w:t>
+        <w:t>Vicon, Visual3D, Qualisys, Motion Analysis, OptiTrack, DeepLabCut (markerless), Electromyography</w:t>
       </w:r>
     </w:p>
     <w:p>
@@ -1097,15 +1053,7 @@
         <w:t>White MS</w:t>
       </w:r>
       <w:r>
-        <w:t xml:space="preserve">, Thomas NT, Fry CS, </w:t>
-      </w:r>
-      <w:proofErr w:type="spellStart"/>
-      <w:r>
-        <w:t>Noehren</w:t>
-      </w:r>
-      <w:proofErr w:type="spellEnd"/>
-      <w:r>
-        <w:t xml:space="preserve"> B. Relationships between Diffusion Tensor Parameters and Measures of Skeletal Muscle Fiber Size and Strength After ACL Injury. Magnetic Resonance Imaging, 2025.</w:t>
+        <w:t>, Thomas NT, Fry CS, Noehren B. Relationships between Diffusion Tensor Parameters and Measures of Skeletal Muscle Fiber Size and Strength After ACL Injury. Magnetic Resonance Imaging, 2025.</w:t>
       </w:r>
     </w:p>
     <w:p>
@@ -1124,23 +1072,7 @@
         <w:t>White MS</w:t>
       </w:r>
       <w:r>
-        <w:t>, Horikawa-</w:t>
-      </w:r>
-      <w:proofErr w:type="spellStart"/>
-      <w:r>
-        <w:t>Strakovsky</w:t>
-      </w:r>
-      <w:proofErr w:type="spellEnd"/>
-      <w:r>
-        <w:t xml:space="preserve"> A, Mayer K, </w:t>
-      </w:r>
-      <w:proofErr w:type="spellStart"/>
-      <w:r>
-        <w:t>Noehren</w:t>
-      </w:r>
-      <w:proofErr w:type="spellEnd"/>
-      <w:r>
-        <w:t xml:space="preserve"> B, Wen Y. Open-Source AI for Vastus Lateralis and Adipose Tissue Segmentation to Assess Muscle Size and Quality. Ultrasound in Medicine and Biology, 2025.</w:t>
+        <w:t>, Horikawa-Strakovsky A, Mayer K, Noehren B, Wen Y. Open-Source AI for Vastus Lateralis and Adipose Tissue Segmentation to Assess Muscle Size and Quality. Ultrasound in Medicine and Biology, 2025.</w:t>
       </w:r>
     </w:p>
     <w:p>
@@ -1168,33 +1100,17 @@
         <w:ind w:left="480" w:hanging="480"/>
       </w:pPr>
       <w:r>
-        <w:t xml:space="preserve">5. Erickson LN, Owen MK, Casadonte KR, </w:t>
-      </w:r>
-      <w:proofErr w:type="spellStart"/>
-      <w:r>
-        <w:t>Janatova</w:t>
-      </w:r>
-      <w:proofErr w:type="spellEnd"/>
-      <w:r>
-        <w:t xml:space="preserve"> T, Lucas KS, Spencer K, Brightwell BD, Graham MC, </w:t>
-      </w:r>
-      <w:r>
-        <w:rPr>
-          <w:b/>
-          <w:bCs/>
-        </w:rPr>
-        <w:t>White MS</w:t>
-      </w:r>
-      <w:r>
-        <w:t xml:space="preserve">, Thomas NT, Latham CM, Jacobs CA, Conley CE, Thompson KL, Johnson DL, Hardy PA, Fry CS, </w:t>
-      </w:r>
-      <w:proofErr w:type="spellStart"/>
-      <w:r>
-        <w:t>Noehren</w:t>
-      </w:r>
-      <w:proofErr w:type="spellEnd"/>
-      <w:r>
-        <w:t xml:space="preserve"> B. The Efficacy of Blood Flow Restriction Training to Improve Quadriceps Muscle Function after ACL Reconstruction. Medicine &amp; Science in Sports &amp; Exercise, 2024.</w:t>
+        <w:t xml:space="preserve">5. Erickson LN, Owen MK, Casadonte KR, Janatova T, Lucas KS, Spencer K, Brightwell BD, Graham MC, </w:t>
+      </w:r>
+      <w:r>
+        <w:rPr>
+          <w:b/>
+          <w:bCs/>
+        </w:rPr>
+        <w:t>White MS</w:t>
+      </w:r>
+      <w:r>
+        <w:t>, Thomas NT, Latham CM, Jacobs CA, Conley CE, Thompson KL, Johnson DL, Hardy PA, Fry CS, Noehren B. The Efficacy of Blood Flow Restriction Training to Improve Quadriceps Muscle Function after ACL Reconstruction. Medicine &amp; Science in Sports &amp; Exercise, 2024.</w:t>
       </w:r>
     </w:p>
     <w:p>
@@ -1213,15 +1129,7 @@
         <w:t>White MS</w:t>
       </w:r>
       <w:r>
-        <w:t xml:space="preserve">, Gallegos J, Balza I, Kahan S, </w:t>
-      </w:r>
-      <w:proofErr w:type="spellStart"/>
-      <w:r>
-        <w:t>DeFrate</w:t>
-      </w:r>
-      <w:proofErr w:type="spellEnd"/>
-      <w:r>
-        <w:t xml:space="preserve"> LE, Palmieri-Smith RM. Associations between body composition, gait biomechanics and </w:t>
+        <w:t xml:space="preserve">, Gallegos J, Balza I, Kahan S, DeFrate LE, Palmieri-Smith RM. Associations between body composition, gait biomechanics and </w:t>
       </w:r>
       <w:r>
         <w:rPr>
@@ -1250,23 +1158,7 @@
         <w:t>White MS</w:t>
       </w:r>
       <w:r>
-        <w:t xml:space="preserve">, Graham MC, </w:t>
-      </w:r>
-      <w:proofErr w:type="spellStart"/>
-      <w:r>
-        <w:t>Janatova</w:t>
-      </w:r>
-      <w:proofErr w:type="spellEnd"/>
-      <w:r>
-        <w:t xml:space="preserve"> T, Hawk GS, Thompson KL, </w:t>
-      </w:r>
-      <w:proofErr w:type="spellStart"/>
-      <w:r>
-        <w:t>Noehren</w:t>
-      </w:r>
-      <w:proofErr w:type="spellEnd"/>
-      <w:r>
-        <w:t xml:space="preserve"> B. Influence of Sampling Rate and Signal Processing Decisions on Rate of Torque Development and Force Steadiness. Sensors, 2024.</w:t>
+        <w:t>, Graham MC, Janatova T, Hawk GS, Thompson KL, Noehren B. Influence of Sampling Rate and Signal Processing Decisions on Rate of Torque Development and Force Steadiness. Sensors, 2024.</w:t>
       </w:r>
     </w:p>
     <w:p>
@@ -1332,33 +1224,17 @@
         <w:ind w:left="480" w:hanging="480"/>
       </w:pPr>
       <w:r>
-        <w:t xml:space="preserve">11. Stoneback L, </w:t>
-      </w:r>
-      <w:proofErr w:type="spellStart"/>
-      <w:r>
-        <w:t>Fullano</w:t>
-      </w:r>
-      <w:proofErr w:type="spellEnd"/>
-      <w:r>
-        <w:t xml:space="preserve"> GD, </w:t>
-      </w:r>
-      <w:r>
-        <w:rPr>
-          <w:b/>
-          <w:bCs/>
-        </w:rPr>
-        <w:t>White MS</w:t>
-      </w:r>
-      <w:r>
-        <w:t xml:space="preserve">, Naaz S, Lepley LK. Development of a low-cost </w:t>
-      </w:r>
-      <w:proofErr w:type="spellStart"/>
-      <w:r>
-        <w:t>epimysial</w:t>
-      </w:r>
-      <w:proofErr w:type="spellEnd"/>
-      <w:r>
-        <w:t xml:space="preserve"> electromyography electrode: a simplified workflow for fabrication and testing. Journal of Visualized Experiments, 2024.</w:t>
+        <w:t xml:space="preserve">11. Stoneback L, Fullano GD, </w:t>
+      </w:r>
+      <w:r>
+        <w:rPr>
+          <w:b/>
+          <w:bCs/>
+        </w:rPr>
+        <w:t>White MS</w:t>
+      </w:r>
+      <w:r>
+        <w:t>, Naaz S, Lepley LK. Development of a low-cost epimysial electromyography electrode: a simplified workflow for fabrication and testing. Journal of Visualized Experiments, 2024.</w:t>
       </w:r>
     </w:p>
     <w:p>
@@ -1396,15 +1272,7 @@
         <w:t>White MS</w:t>
       </w:r>
       <w:r>
-        <w:t xml:space="preserve">, Butterfield TA, </w:t>
-      </w:r>
-      <w:proofErr w:type="spellStart"/>
-      <w:r>
-        <w:t>Kosmac</w:t>
-      </w:r>
-      <w:proofErr w:type="spellEnd"/>
-      <w:r>
-        <w:t xml:space="preserve"> K, Kwon OS, Lepley LK. Long-lasting impairments in quadriceps mitochondrial health and muscle size and phenotypic composition are present after non-invasive ACL injury. Frontiers in Physiology, 2022.</w:t>
+        <w:t>, Butterfield TA, Kosmac K, Kwon OS, Lepley LK. Long-lasting impairments in quadriceps mitochondrial health and muscle size and phenotypic composition are present after non-invasive ACL injury. Frontiers in Physiology, 2022.</w:t>
       </w:r>
     </w:p>
     <w:p>
@@ -1450,15 +1318,7 @@
         <w:t>White MS</w:t>
       </w:r>
       <w:r>
-        <w:t xml:space="preserve">, Brancati RJ, Lepley LK. Joint Kinematics Dictate Subchondral Bone Remodeling in a Clinically Translational Model of ACL Injury. Journal of </w:t>
-      </w:r>
-      <w:proofErr w:type="spellStart"/>
-      <w:r>
-        <w:t>Orthopaedic</w:t>
-      </w:r>
-      <w:proofErr w:type="spellEnd"/>
-      <w:r>
-        <w:t xml:space="preserve"> Research, 2020.</w:t>
+        <w:t>, Brancati RJ, Lepley LK. Joint Kinematics Dictate Subchondral Bone Remodeling in a Clinically Translational Model of ACL Injury. Journal of Orthopaedic Research, 2020.</w:t>
       </w:r>
     </w:p>
     <w:p>
@@ -1497,15 +1357,7 @@
         <w:t>White MS</w:t>
       </w:r>
       <w:r>
-        <w:t xml:space="preserve">. Template Priors in Bayesian Curve Registration. </w:t>
-      </w:r>
-      <w:proofErr w:type="spellStart"/>
-      <w:r>
-        <w:t>Technometrics</w:t>
-      </w:r>
-      <w:proofErr w:type="spellEnd"/>
-      <w:r>
-        <w:t>, 2020.</w:t>
+        <w:t>. Template Priors in Bayesian Curve Registration. Technometrics, 2020.</w:t>
       </w:r>
     </w:p>
     <w:p>
@@ -1590,15 +1442,7 @@
         <w:t>White MS</w:t>
       </w:r>
       <w:r>
-        <w:t xml:space="preserve">, Pai A, Barbieri M, Cigdem O, Deniz CM, Gao KT, </w:t>
-      </w:r>
-      <w:proofErr w:type="spellStart"/>
-      <w:r>
-        <w:t>Pedoia</w:t>
-      </w:r>
-      <w:proofErr w:type="spellEnd"/>
-      <w:r>
-        <w:t xml:space="preserve"> V, Majumdar S, Zachow S, Gold GE, Chaudhari AS, Gatti AA. Multi-Model Evaluation on the Osteoarthritis Initiative.</w:t>
+        <w:t>, Pai A, Barbieri M, Cigdem O, Deniz CM, Gao KT, Pedoia V, Majumdar S, Zachow S, Gold GE, Chaudhari AS, Gatti AA. Multi-Model Evaluation on the Osteoarthritis Initiative.</w:t>
       </w:r>
     </w:p>
     <w:p>
@@ -1695,15 +1539,7 @@
         <w:t>White MS</w:t>
       </w:r>
       <w:r>
-        <w:t xml:space="preserve">, </w:t>
-      </w:r>
-      <w:proofErr w:type="spellStart"/>
-      <w:r>
-        <w:t>Esrafilian</w:t>
-      </w:r>
-      <w:proofErr w:type="spellEnd"/>
-      <w:r>
-        <w:t xml:space="preserve"> A, Chu C, Sherman S, Gold GE, Delp SL, Kogan F, Chaudhari AS. Shape-Based Alterations in Cartilage Contact Mechanics Precede Radiographic Knee Osteoarthritis. World Congress of Biomechanics. July 2026. Vancouver, CA.</w:t>
+        <w:t>, Esrafilian A, Chu C, Sherman S, Gold GE, Delp SL, Kogan F, Chaudhari AS. Shape-Based Alterations in Cartilage Contact Mechanics Precede Radiographic Knee Osteoarthritis. World Congress of Biomechanics. July 2026. Vancouver, CA.</w:t>
       </w:r>
     </w:p>
     <w:p>
@@ -1722,15 +1558,7 @@
         <w:t>White MS</w:t>
       </w:r>
       <w:r>
-        <w:t xml:space="preserve">, </w:t>
-      </w:r>
-      <w:proofErr w:type="spellStart"/>
-      <w:r>
-        <w:t>Haralabidis</w:t>
-      </w:r>
-      <w:proofErr w:type="spellEnd"/>
-      <w:r>
-        <w:t xml:space="preserve"> N, Pai A, Chu C, Sherman S, Kogan F, Delp SL, Gold GE, Chaudhari AS. Simulated Medial Contact Force Predicts Cartilage Thinning Better Than Static Alignment: An Analysis of 2,629 OAI Subjects. World Congress of Biomechanics. July 2026. Vancouver, CA.</w:t>
+        <w:t>, Haralabidis N, Pai A, Chu C, Sherman S, Kogan F, Delp SL, Gold GE, Chaudhari AS. Simulated Medial Contact Force Predicts Cartilage Thinning Better Than Static Alignment: An Analysis of 2,629 OAI Subjects. World Congress of Biomechanics. July 2026. Vancouver, CA.</w:t>
       </w:r>
     </w:p>
     <w:p>
@@ -1749,23 +1577,7 @@
         <w:t>White MS</w:t>
       </w:r>
       <w:r>
-        <w:t xml:space="preserve">, Johnson DL, Stone AV, Wen Y, </w:t>
-      </w:r>
-      <w:proofErr w:type="spellStart"/>
-      <w:r>
-        <w:t>Noehren</w:t>
-      </w:r>
-      <w:proofErr w:type="spellEnd"/>
-      <w:r>
-        <w:t xml:space="preserve"> B, Fry CS. Dynamic Fibro-</w:t>
-      </w:r>
-      <w:proofErr w:type="spellStart"/>
-      <w:r>
-        <w:t>adipogenic</w:t>
-      </w:r>
-      <w:proofErr w:type="spellEnd"/>
-      <w:r>
-        <w:t xml:space="preserve"> Progenitor States Contribute to Loss of Muscle Quality After Injury in Humans. American Physiology Society. April 2026. Minneapolis, MN.</w:t>
+        <w:t>, Johnson DL, Stone AV, Wen Y, Noehren B, Fry CS. Dynamic Fibro-adipogenic Progenitor States Contribute to Loss of Muscle Quality After Injury in Humans. American Physiology Society. April 2026. Minneapolis, MN.</w:t>
       </w:r>
     </w:p>
     <w:p>
@@ -1793,15 +1605,7 @@
         <w:ind w:left="480" w:hanging="480"/>
       </w:pPr>
       <w:r>
-        <w:t xml:space="preserve">6. Goyal A, Belibi F, Watkins L, </w:t>
-      </w:r>
-      <w:proofErr w:type="spellStart"/>
-      <w:r>
-        <w:t>Vainberg</w:t>
-      </w:r>
-      <w:proofErr w:type="spellEnd"/>
-      <w:r>
-        <w:t xml:space="preserve"> Y, Shalit R, </w:t>
+        <w:t xml:space="preserve">6. Goyal A, Belibi F, Watkins L, Vainberg Y, Shalit R, </w:t>
       </w:r>
       <w:r>
         <w:rPr>
@@ -1858,15 +1662,7 @@
         <w:t>White MS</w:t>
       </w:r>
       <w:r>
-        <w:t xml:space="preserve">, Pai A, Gao KT, </w:t>
-      </w:r>
-      <w:proofErr w:type="spellStart"/>
-      <w:r>
-        <w:t>Pedoia</w:t>
-      </w:r>
-      <w:proofErr w:type="spellEnd"/>
-      <w:r>
-        <w:t xml:space="preserve"> V, Majumdar S, Gold GE, Chaudhari AS, Gatti AA. Greater Longitudinal Sensitivity to Cartilage Thinning via Deep Learning on the OAI. ORS. March 2026. Charlotte, NC.</w:t>
+        <w:t>, Pai A, Gao KT, Pedoia V, Majumdar S, Gold GE, Chaudhari AS, Gatti AA. Greater Longitudinal Sensitivity to Cartilage Thinning via Deep Learning on the OAI. ORS. March 2026. Charlotte, NC.</w:t>
       </w:r>
     </w:p>
     <w:p>
@@ -1894,15 +1690,7 @@
         <w:ind w:left="480" w:hanging="480"/>
       </w:pPr>
       <w:r>
-        <w:t xml:space="preserve">10. Belibi F, </w:t>
-      </w:r>
-      <w:proofErr w:type="spellStart"/>
-      <w:r>
-        <w:t>Vainberg</w:t>
-      </w:r>
-      <w:proofErr w:type="spellEnd"/>
-      <w:r>
-        <w:t xml:space="preserve"> Y, </w:t>
+        <w:t xml:space="preserve">10. Belibi F, Vainberg Y, </w:t>
       </w:r>
       <w:r>
         <w:rPr>
@@ -1921,15 +1709,7 @@
         <w:ind w:left="480" w:hanging="480"/>
       </w:pPr>
       <w:r>
-        <w:t xml:space="preserve">11. Goyal A, Belibi F, </w:t>
-      </w:r>
-      <w:proofErr w:type="spellStart"/>
-      <w:r>
-        <w:t>Vainberg</w:t>
-      </w:r>
-      <w:proofErr w:type="spellEnd"/>
-      <w:r>
-        <w:t xml:space="preserve"> Y, Shalit R, </w:t>
+        <w:t xml:space="preserve">11. Goyal A, Belibi F, Vainberg Y, Shalit R, </w:t>
       </w:r>
       <w:r>
         <w:rPr>
@@ -1958,32 +1738,16 @@
         <w:t>White MS</w:t>
       </w:r>
       <w:r>
-        <w:t xml:space="preserve">, Gao KT, </w:t>
-      </w:r>
-      <w:proofErr w:type="spellStart"/>
-      <w:r>
-        <w:t>Pedoia</w:t>
-      </w:r>
-      <w:proofErr w:type="spellEnd"/>
-      <w:r>
-        <w:t xml:space="preserve"> V, Majumdar S, Gold GE, Chaudhari AS, Gatti AA. Toward Openly Available Knee MRI Segmentations for the OAI: Multi-Model Evaluation and Consensus Generation on 9,360 Scans. International Workshop on Osteoarthritis Imaging. July 2025. Cambridge, UK.</w:t>
-      </w:r>
-    </w:p>
-    <w:p>
-      <w:pPr>
-        <w:spacing w:before="40" w:after="40"/>
-        <w:ind w:left="480" w:hanging="480"/>
-      </w:pPr>
-      <w:r>
-        <w:t xml:space="preserve">13. Goyal A, </w:t>
-      </w:r>
-      <w:proofErr w:type="spellStart"/>
-      <w:r>
-        <w:t>Vainberg</w:t>
-      </w:r>
-      <w:proofErr w:type="spellEnd"/>
-      <w:r>
-        <w:t xml:space="preserve"> Y, Gatti AA, </w:t>
+        <w:t>, Gao KT, Pedoia V, Majumdar S, Gold GE, Chaudhari AS, Gatti AA. Toward Openly Available Knee MRI Segmentations for the OAI: Multi-Model Evaluation and Consensus Generation on 9,360 Scans. International Workshop on Osteoarthritis Imaging. July 2025. Cambridge, UK.</w:t>
+      </w:r>
+    </w:p>
+    <w:p>
+      <w:pPr>
+        <w:spacing w:before="40" w:after="40"/>
+        <w:ind w:left="480" w:hanging="480"/>
+      </w:pPr>
+      <w:r>
+        <w:t xml:space="preserve">13. Goyal A, Vainberg Y, Gatti AA, </w:t>
       </w:r>
       <w:r>
         <w:rPr>
@@ -1997,13 +1761,8 @@
       </w:r>
       <w:proofErr w:type="gramStart"/>
       <w:r>
-        <w:t>F]</w:t>
-      </w:r>
-      <w:proofErr w:type="spellStart"/>
-      <w:r>
-        <w:t>NaF</w:t>
-      </w:r>
-      <w:proofErr w:type="spellEnd"/>
+        <w:t>F]NaF</w:t>
+      </w:r>
       <w:proofErr w:type="gramEnd"/>
       <w:r>
         <w:t xml:space="preserve"> PET-MRI of Bone-Cartilage-Muscle Relationships Across the Lifespan. International Workshop on Osteoarthritis Imaging. July 2025. Cambridge, UK.</w:t>
@@ -2044,15 +1803,7 @@
         <w:t>White MS</w:t>
       </w:r>
       <w:r>
-        <w:t xml:space="preserve">, </w:t>
-      </w:r>
-      <w:proofErr w:type="spellStart"/>
-      <w:r>
-        <w:t>Vainberg</w:t>
-      </w:r>
-      <w:proofErr w:type="spellEnd"/>
-      <w:r>
-        <w:t xml:space="preserve"> Y, Gold GE, Kogan F, Goyal A. Exploratory Investigation on Bone-Muscle-Cartilage Relationships in Knee Osteoarthritis. ISMRM. May 2025. Honolulu, HI.</w:t>
+        <w:t>, Vainberg Y, Gold GE, Kogan F, Goyal A. Exploratory Investigation on Bone-Muscle-Cartilage Relationships in Knee Osteoarthritis. ISMRM. May 2025. Honolulu, HI.</w:t>
       </w:r>
     </w:p>
     <w:p>
@@ -2090,67 +1841,35 @@
         <w:t>White MS</w:t>
       </w:r>
       <w:r>
-        <w:t xml:space="preserve">, Owen MK, Schmitz CB, Conley CE, Stone AV, Hardy PA, </w:t>
-      </w:r>
-      <w:proofErr w:type="spellStart"/>
-      <w:r>
-        <w:t>Noehren</w:t>
-      </w:r>
-      <w:proofErr w:type="spellEnd"/>
-      <w:r>
-        <w:t xml:space="preserve"> B. Differences in Vastus Lateralis Muscle Architecture in Individuals with a Patellar Dislocation. ORS. February 2025. Phoenix, AZ.</w:t>
-      </w:r>
-    </w:p>
-    <w:p>
-      <w:pPr>
-        <w:spacing w:before="40" w:after="40"/>
-        <w:ind w:left="480" w:hanging="480"/>
-      </w:pPr>
-      <w:r>
-        <w:t>18. *Horikawa-</w:t>
-      </w:r>
-      <w:proofErr w:type="spellStart"/>
-      <w:r>
-        <w:t>Strakovsky</w:t>
-      </w:r>
-      <w:proofErr w:type="spellEnd"/>
-      <w:r>
-        <w:t xml:space="preserve"> A, *</w:t>
-      </w:r>
-      <w:r>
-        <w:rPr>
-          <w:b/>
-          <w:bCs/>
-        </w:rPr>
-        <w:t>White MS</w:t>
-      </w:r>
-      <w:r>
-        <w:t xml:space="preserve">, Arenas Florez MN, Jones L, </w:t>
-      </w:r>
-      <w:proofErr w:type="spellStart"/>
-      <w:r>
-        <w:t>Noehren</w:t>
-      </w:r>
-      <w:proofErr w:type="spellEnd"/>
-      <w:r>
-        <w:t xml:space="preserve"> B, Wen Y. Automatic segmentation for measuring vastus lateralis muscle quality and size from B-mode ultrasound. ORS. February 2025. Phoenix, AZ. *Denotes co-first author.</w:t>
-      </w:r>
-    </w:p>
-    <w:p>
-      <w:pPr>
-        <w:spacing w:before="40" w:after="40"/>
-        <w:ind w:left="480" w:hanging="480"/>
-      </w:pPr>
-      <w:r>
-        <w:t xml:space="preserve">19. Cardon JL, </w:t>
-      </w:r>
-      <w:proofErr w:type="spellStart"/>
-      <w:r>
-        <w:t>Noehren</w:t>
-      </w:r>
-      <w:proofErr w:type="spellEnd"/>
-      <w:r>
-        <w:t xml:space="preserve"> B, </w:t>
+        <w:t>, Owen MK, Schmitz CB, Conley CE, Stone AV, Hardy PA, Noehren B. Differences in Vastus Lateralis Muscle Architecture in Individuals with a Patellar Dislocation. ORS. February 2025. Phoenix, AZ.</w:t>
+      </w:r>
+    </w:p>
+    <w:p>
+      <w:pPr>
+        <w:spacing w:before="40" w:after="40"/>
+        <w:ind w:left="480" w:hanging="480"/>
+      </w:pPr>
+      <w:r>
+        <w:t>18. *Horikawa-Strakovsky A, *</w:t>
+      </w:r>
+      <w:r>
+        <w:rPr>
+          <w:b/>
+          <w:bCs/>
+        </w:rPr>
+        <w:t>White MS</w:t>
+      </w:r>
+      <w:r>
+        <w:t>, Arenas Florez MN, Jones L, Noehren B, Wen Y. Automatic segmentation for measuring vastus lateralis muscle quality and size from B-mode ultrasound. ORS. February 2025. Phoenix, AZ. *Denotes co-first author.</w:t>
+      </w:r>
+    </w:p>
+    <w:p>
+      <w:pPr>
+        <w:spacing w:before="40" w:after="40"/>
+        <w:ind w:left="480" w:hanging="480"/>
+      </w:pPr>
+      <w:r>
+        <w:t xml:space="preserve">19. Cardon JL, Noehren B, </w:t>
       </w:r>
       <w:r>
         <w:rPr>
@@ -2188,23 +1907,7 @@
         <w:ind w:left="480" w:hanging="480"/>
       </w:pPr>
       <w:r>
-        <w:t xml:space="preserve">21. </w:t>
-      </w:r>
-      <w:proofErr w:type="spellStart"/>
-      <w:r>
-        <w:t>Janatova</w:t>
-      </w:r>
-      <w:proofErr w:type="spellEnd"/>
-      <w:r>
-        <w:t xml:space="preserve"> T, </w:t>
-      </w:r>
-      <w:proofErr w:type="spellStart"/>
-      <w:r>
-        <w:t>Noehren</w:t>
-      </w:r>
-      <w:proofErr w:type="spellEnd"/>
-      <w:r>
-        <w:t xml:space="preserve"> B, </w:t>
+        <w:t xml:space="preserve">21. Janatova T, Noehren B, </w:t>
       </w:r>
       <w:r>
         <w:rPr>
@@ -2261,33 +1964,17 @@
         <w:ind w:left="480" w:hanging="480"/>
       </w:pPr>
       <w:r>
-        <w:t xml:space="preserve">24. Graham MC, </w:t>
-      </w:r>
-      <w:proofErr w:type="spellStart"/>
-      <w:r>
-        <w:t>Janatova</w:t>
-      </w:r>
-      <w:proofErr w:type="spellEnd"/>
-      <w:r>
-        <w:t xml:space="preserve"> T, </w:t>
-      </w:r>
-      <w:r>
-        <w:rPr>
-          <w:b/>
-          <w:bCs/>
-        </w:rPr>
-        <w:t>White MS</w:t>
-      </w:r>
-      <w:r>
-        <w:t xml:space="preserve">, Reeves KA, </w:t>
-      </w:r>
-      <w:proofErr w:type="spellStart"/>
-      <w:r>
-        <w:t>Noehren</w:t>
-      </w:r>
-      <w:proofErr w:type="spellEnd"/>
-      <w:r>
-        <w:t xml:space="preserve"> B. Words Matter! The Effects of Instruction on Quadriceps Rate of Torque Development after ACL Reconstruction. ACSM. May 2024. Boston, MA.</w:t>
+        <w:t xml:space="preserve">24. Graham MC, Janatova T, </w:t>
+      </w:r>
+      <w:r>
+        <w:rPr>
+          <w:b/>
+          <w:bCs/>
+        </w:rPr>
+        <w:t>White MS</w:t>
+      </w:r>
+      <w:r>
+        <w:t>, Reeves KA, Noehren B. Words Matter! The Effects of Instruction on Quadriceps Rate of Torque Development after ACL Reconstruction. ACSM. May 2024. Boston, MA.</w:t>
       </w:r>
     </w:p>
     <w:p>
@@ -2307,15 +1994,7 @@
         <w:t>White MS</w:t>
       </w:r>
       <w:r>
-        <w:t xml:space="preserve">, Owen MK, Fry CS, Hardy PA, </w:t>
-      </w:r>
-      <w:proofErr w:type="spellStart"/>
-      <w:r>
-        <w:t>Noehren</w:t>
-      </w:r>
-      <w:proofErr w:type="spellEnd"/>
-      <w:r>
-        <w:t xml:space="preserve"> B. Intramuscular Fat Negatively Impacts Quadriceps Function in Individuals with Knee Osteoarthritis. ACSM. May 2024. Boston, MA.</w:t>
+        <w:t>, Owen MK, Fry CS, Hardy PA, Noehren B. Intramuscular Fat Negatively Impacts Quadriceps Function in Individuals with Knee Osteoarthritis. ACSM. May 2024. Boston, MA.</w:t>
       </w:r>
     </w:p>
     <w:p>
@@ -2451,15 +2130,7 @@
         <w:ind w:left="480" w:hanging="480"/>
       </w:pPr>
       <w:r>
-        <w:t xml:space="preserve">31. Stoneback L, </w:t>
-      </w:r>
-      <w:proofErr w:type="spellStart"/>
-      <w:r>
-        <w:t>Fullano</w:t>
-      </w:r>
-      <w:proofErr w:type="spellEnd"/>
-      <w:r>
-        <w:t xml:space="preserve"> GD, </w:t>
+        <w:t xml:space="preserve">31. Stoneback L, Fullano GD, </w:t>
       </w:r>
       <w:r>
         <w:rPr>
@@ -2583,15 +2254,7 @@
         <w:t>White MS</w:t>
       </w:r>
       <w:r>
-        <w:t xml:space="preserve">, Davi SM, Brancati RJ. Novel pre-clinical model of post-traumatic osteoarthritis demonstrates </w:t>
-      </w:r>
-      <w:proofErr w:type="spellStart"/>
-      <w:r>
-        <w:t>unicompartmental</w:t>
-      </w:r>
-      <w:proofErr w:type="spellEnd"/>
-      <w:r>
-        <w:t xml:space="preserve"> declines in trabecular bone volume. ORS. February 2020. Phoenix, AZ. Preclinical Model Section Award Finalist.</w:t>
+        <w:t>, Davi SM, Brancati RJ. Novel pre-clinical model of post-traumatic osteoarthritis demonstrates unicompartmental declines in trabecular bone volume. ORS. February 2020. Phoenix, AZ. Preclinical Model Section Award Finalist.</w:t>
       </w:r>
     </w:p>
     <w:p>
